--- a/public/assets/template/docx/surat_f102.docx
+++ b/public/assets/template/docx/surat_f102.docx
@@ -103,7 +103,7 @@
               <w:pStyle w:val="BodyText"/>
             </w:pPr>
             <w:r>
-              <w:t xml:space="preserve">$NAMA</w:t>
+              <w:t xml:space="preserve">${NAMA}</w:t>
             </w:r>
           </w:p>
         </w:tc>
@@ -149,7 +149,7 @@
               <w:pStyle w:val="BodyText"/>
             </w:pPr>
             <w:r>
-              <w:t xml:space="preserve">$NO_KTP</w:t>
+              <w:t xml:space="preserve">${NO_KTP}</w:t>
             </w:r>
           </w:p>
         </w:tc>
@@ -195,7 +195,7 @@
               <w:pStyle w:val="BodyText"/>
             </w:pPr>
             <w:r>
-              <w:t xml:space="preserve">$NO_KK</w:t>
+              <w:t xml:space="preserve">${NO_KK}</w:t>
             </w:r>
           </w:p>
         </w:tc>
@@ -2201,7 +2201,7 @@
               <w:pStyle w:val="BodyText"/>
             </w:pPr>
             <w:r>
-              <w:t xml:space="preserve">$NAMA_KAB, $TGL_SURAT</w:t>
+              <w:t xml:space="preserve">${NAMA_KAB}, ${TGL_SURAT}</w:t>
             </w:r>
           </w:p>
         </w:tc>
@@ -2281,7 +2281,7 @@
               <w:pStyle w:val="BodyText"/>
             </w:pPr>
             <w:r>
-              <w:t xml:space="preserve">$NAMA</w:t>
+              <w:t xml:space="preserve">${NAMA}</w:t>
             </w:r>
           </w:p>
         </w:tc>
